--- a/Наладчик контрольно-измерительных приборов и автоматики/повышение квалификации 14919 Наладчик контрольно-измерительных приборов и автоматики/Лекции МДК 01.01  12 Промежуточная аттестация.docx
+++ b/Наладчик контрольно-измерительных приборов и автоматики/повышение квалификации 14919 Наладчик контрольно-измерительных приборов и автоматики/Лекции МДК 01.01  12 Промежуточная аттестация.docx
@@ -29,7 +29,7 @@
           <w:i/>
           <w:sz w:val="28"/>
         </w:rPr>
-        <w:t>(повышения квалификации на 6-7 разряды)</w:t>
+        <w:t>Для профессии 14919 «Наладчик контрольно-измерительных приборов и автоматики» (повышения квалификации на 6-7 разряды)</w:t>
       </w:r>
     </w:p>
     <w:p>

--- a/Наладчик контрольно-измерительных приборов и автоматики/повышение квалификации 14919 Наладчик контрольно-измерительных приборов и автоматики/Лекции МДК 01.01  12 Промежуточная аттестация.docx
+++ b/Наладчик контрольно-измерительных приборов и автоматики/повышение квалификации 14919 Наладчик контрольно-измерительных приборов и автоматики/Лекции МДК 01.01  12 Промежуточная аттестация.docx
@@ -291,6 +291,881 @@
       <w:pPr>
         <w:spacing w:before="240" w:after="120" w:line="360" w:lineRule="auto"/>
       </w:pPr>
+    </w:p>
+    <w:p>
+      <w:pPr>
+        <w:spacing w:after="120" w:line="360" w:lineRule="auto"/>
+      </w:pPr>
+      <w:r>
+        <w:t xml:space="preserve">Критериями успешного прохождения аттестации являются: полное выполнение программы наладочных работ, соответствие результатов измерений нормативным требованиям, правильное оформление документации, а также соблюдение требований охраны труда на всех этапах работы. При получении неудовлетворительной оценки слушатель имеет право на повторную сдачу после дополнительной подготовки.</w:t>
+      </w:r>
+    </w:p>
+    <w:p>
+      <w:pPr>
+        <w:spacing w:after="120" w:line="360" w:lineRule="auto"/>
+      </w:pPr>
+      <w:r>
+        <w:t xml:space="preserve">Аттестация включает теоретическую и практическую части. Теоретическая часть охватывает знание нормативной документации (СНиП, ГОСТ, ПУЭ, ПТЭЭП), методов расчёта и анализа систем автоматизации, а также требований охраны труда и электробезопасности. Практическая часть предполагает выполнение реальных наладочных операций на действующем оборудовании с оформлением всей необходимой документации.</w:t>
+      </w:r>
+    </w:p>
+    <w:p>
+      <w:pPr>
+        <w:spacing w:after="120" w:line="360" w:lineRule="auto"/>
+      </w:pPr>
+      <w:r>
+        <w:t xml:space="preserve">На уровне 6-7 разряда наладчик должен продемонстрировать умение разрабатывать программы наладочных работ для сложных систем автоматизации, включающих многоконтурные схемы регулирования, системы технологических защит и блокировок, а также интегрированные системы управления на базе ПЛК и SCADA. Особое внимание уделяется способности наладчика анализировать причины отклонений в работе систем и разрабатывать мероприятия по их устранению.</w:t>
+      </w:r>
+    </w:p>
+    <w:p>
+      <w:pPr>
+        <w:spacing w:after="120" w:line="360" w:lineRule="auto"/>
+      </w:pPr>
+      <w:r>
+        <w:t xml:space="preserve">Промежуточная аттестация наладчика КИПиА 6-7 разряда является важнейшим этапом подтверждения квалификации специалиста. В отличие от аттестации на 3-5 разряды, здесь оценивается не только знание базовых принципов наладки, но и способность к самостоятельному руководству бригадой, решению нестандартных задач и комплексному подходу к наладочным работам.</w:t>
+      </w:r>
+    </w:p>
+    <w:p/>
+    <w:tbl>
+      <w:tblPr>
+        <w:tblStyle w:val="TableGrid"/>
+        <w:tblW w:type="auto" w:w="0"/>
+        <w:jc w:val="center"/>
+        <w:tblLook w:firstColumn="1" w:firstRow="1" w:lastColumn="0" w:lastRow="0" w:noHBand="0" w:noVBand="1" w:val="04A0"/>
+      </w:tblPr>
+      <w:tblGrid>
+        <w:gridCol w:w="2339"/>
+        <w:gridCol w:w="2339"/>
+        <w:gridCol w:w="2339"/>
+        <w:gridCol w:w="2339"/>
+      </w:tblGrid>
+      <w:tr>
+        <w:tc>
+          <w:tcPr>
+            <w:tcW w:type="dxa" w:w="2339"/>
+          </w:tcPr>
+          <w:p>
+            <w:pPr>
+              <w:jc w:val="center"/>
+            </w:pPr>
+            <w:r>
+              <w:rPr>
+                <w:b/>
+                <w:sz w:val="18"/>
+              </w:rPr>
+              <w:t>Показатель</w:t>
+            </w:r>
+          </w:p>
+        </w:tc>
+        <w:tc>
+          <w:tcPr>
+            <w:tcW w:type="dxa" w:w="2339"/>
+          </w:tcPr>
+          <w:p>
+            <w:pPr>
+              <w:jc w:val="center"/>
+            </w:pPr>
+            <w:r>
+              <w:rPr>
+                <w:b/>
+                <w:sz w:val="18"/>
+              </w:rPr>
+              <w:t>Отлично (5)</w:t>
+            </w:r>
+          </w:p>
+        </w:tc>
+        <w:tc>
+          <w:tcPr>
+            <w:tcW w:type="dxa" w:w="2339"/>
+          </w:tcPr>
+          <w:p>
+            <w:pPr>
+              <w:jc w:val="center"/>
+            </w:pPr>
+            <w:r>
+              <w:rPr>
+                <w:b/>
+                <w:sz w:val="18"/>
+              </w:rPr>
+              <w:t>Хорошо (4)</w:t>
+            </w:r>
+          </w:p>
+        </w:tc>
+        <w:tc>
+          <w:tcPr>
+            <w:tcW w:type="dxa" w:w="2339"/>
+          </w:tcPr>
+          <w:p>
+            <w:pPr>
+              <w:jc w:val="center"/>
+            </w:pPr>
+            <w:r>
+              <w:rPr>
+                <w:b/>
+                <w:sz w:val="18"/>
+              </w:rPr>
+              <w:t>Удовлетворительно (3)</w:t>
+            </w:r>
+          </w:p>
+        </w:tc>
+      </w:tr>
+      <w:tr>
+        <w:tc>
+          <w:tcPr>
+            <w:tcW w:type="dxa" w:w="2339"/>
+          </w:tcPr>
+          <w:p>
+            <w:r>
+              <w:rPr>
+                <w:sz w:val="18"/>
+              </w:rPr>
+              <w:t>Знание нормативной базы</w:t>
+            </w:r>
+          </w:p>
+        </w:tc>
+        <w:tc>
+          <w:tcPr>
+            <w:tcW w:type="dxa" w:w="2339"/>
+          </w:tcPr>
+          <w:p>
+            <w:r>
+              <w:rPr>
+                <w:sz w:val="18"/>
+              </w:rPr>
+              <w:t>Полное владение</w:t>
+            </w:r>
+          </w:p>
+        </w:tc>
+        <w:tc>
+          <w:tcPr>
+            <w:tcW w:type="dxa" w:w="2339"/>
+          </w:tcPr>
+          <w:p>
+            <w:r>
+              <w:rPr>
+                <w:sz w:val="18"/>
+              </w:rPr>
+              <w:t>Незначительные пробелы</w:t>
+            </w:r>
+          </w:p>
+        </w:tc>
+        <w:tc>
+          <w:tcPr>
+            <w:tcW w:type="dxa" w:w="2339"/>
+          </w:tcPr>
+          <w:p>
+            <w:r>
+              <w:rPr>
+                <w:sz w:val="18"/>
+              </w:rPr>
+              <w:t>Базовые знания</w:t>
+            </w:r>
+          </w:p>
+        </w:tc>
+      </w:tr>
+      <w:tr>
+        <w:tc>
+          <w:tcPr>
+            <w:tcW w:type="dxa" w:w="2339"/>
+          </w:tcPr>
+          <w:p>
+            <w:r>
+              <w:rPr>
+                <w:sz w:val="18"/>
+              </w:rPr>
+              <w:t>Навыки наладки приборов</w:t>
+            </w:r>
+          </w:p>
+        </w:tc>
+        <w:tc>
+          <w:tcPr>
+            <w:tcW w:type="dxa" w:w="2339"/>
+          </w:tcPr>
+          <w:p>
+            <w:r>
+              <w:rPr>
+                <w:sz w:val="18"/>
+              </w:rPr>
+              <w:t>Самостоятельная работа</w:t>
+            </w:r>
+          </w:p>
+        </w:tc>
+        <w:tc>
+          <w:tcPr>
+            <w:tcW w:type="dxa" w:w="2339"/>
+          </w:tcPr>
+          <w:p>
+            <w:r>
+              <w:rPr>
+                <w:sz w:val="18"/>
+              </w:rPr>
+              <w:t>С минимальной помощью</w:t>
+            </w:r>
+          </w:p>
+        </w:tc>
+        <w:tc>
+          <w:tcPr>
+            <w:tcW w:type="dxa" w:w="2339"/>
+          </w:tcPr>
+          <w:p>
+            <w:r>
+              <w:rPr>
+                <w:sz w:val="18"/>
+              </w:rPr>
+              <w:t>С помощью руководителя</w:t>
+            </w:r>
+          </w:p>
+        </w:tc>
+      </w:tr>
+      <w:tr>
+        <w:tc>
+          <w:tcPr>
+            <w:tcW w:type="dxa" w:w="2339"/>
+          </w:tcPr>
+          <w:p>
+            <w:r>
+              <w:rPr>
+                <w:sz w:val="18"/>
+              </w:rPr>
+              <w:t>Оформление документации</w:t>
+            </w:r>
+          </w:p>
+        </w:tc>
+        <w:tc>
+          <w:tcPr>
+            <w:tcW w:type="dxa" w:w="2339"/>
+          </w:tcPr>
+          <w:p>
+            <w:r>
+              <w:rPr>
+                <w:sz w:val="18"/>
+              </w:rPr>
+              <w:t>Без ошибок</w:t>
+            </w:r>
+          </w:p>
+        </w:tc>
+        <w:tc>
+          <w:tcPr>
+            <w:tcW w:type="dxa" w:w="2339"/>
+          </w:tcPr>
+          <w:p>
+            <w:r>
+              <w:rPr>
+                <w:sz w:val="18"/>
+              </w:rPr>
+              <w:t>Незначительные замечания</w:t>
+            </w:r>
+          </w:p>
+        </w:tc>
+        <w:tc>
+          <w:tcPr>
+            <w:tcW w:type="dxa" w:w="2339"/>
+          </w:tcPr>
+          <w:p>
+            <w:r>
+              <w:rPr>
+                <w:sz w:val="18"/>
+              </w:rPr>
+              <w:t>С замечаниями</w:t>
+            </w:r>
+          </w:p>
+        </w:tc>
+      </w:tr>
+      <w:tr>
+        <w:tc>
+          <w:tcPr>
+            <w:tcW w:type="dxa" w:w="2339"/>
+          </w:tcPr>
+          <w:p>
+            <w:r>
+              <w:rPr>
+                <w:sz w:val="18"/>
+              </w:rPr>
+              <w:t>Знание требований ОТ</w:t>
+            </w:r>
+          </w:p>
+        </w:tc>
+        <w:tc>
+          <w:tcPr>
+            <w:tcW w:type="dxa" w:w="2339"/>
+          </w:tcPr>
+          <w:p>
+            <w:r>
+              <w:rPr>
+                <w:sz w:val="18"/>
+              </w:rPr>
+              <w:t>Полное знание</w:t>
+            </w:r>
+          </w:p>
+        </w:tc>
+        <w:tc>
+          <w:tcPr>
+            <w:tcW w:type="dxa" w:w="2339"/>
+          </w:tcPr>
+          <w:p>
+            <w:r>
+              <w:rPr>
+                <w:sz w:val="18"/>
+              </w:rPr>
+              <w:t>Незначительные пробелы</w:t>
+            </w:r>
+          </w:p>
+        </w:tc>
+        <w:tc>
+          <w:tcPr>
+            <w:tcW w:type="dxa" w:w="2339"/>
+          </w:tcPr>
+          <w:p>
+            <w:r>
+              <w:rPr>
+                <w:sz w:val="18"/>
+              </w:rPr>
+              <w:t>Базовые знания</w:t>
+            </w:r>
+          </w:p>
+        </w:tc>
+      </w:tr>
+      <w:tr>
+        <w:tc>
+          <w:tcPr>
+            <w:tcW w:type="dxa" w:w="2339"/>
+          </w:tcPr>
+          <w:p>
+            <w:r>
+              <w:rPr>
+                <w:sz w:val="18"/>
+              </w:rPr>
+              <w:t>Руководство бригадой</w:t>
+            </w:r>
+          </w:p>
+        </w:tc>
+        <w:tc>
+          <w:tcPr>
+            <w:tcW w:type="dxa" w:w="2339"/>
+          </w:tcPr>
+          <w:p>
+            <w:r>
+              <w:rPr>
+                <w:sz w:val="18"/>
+              </w:rPr>
+              <w:t>Уверенное руководство</w:t>
+            </w:r>
+          </w:p>
+        </w:tc>
+        <w:tc>
+          <w:tcPr>
+            <w:tcW w:type="dxa" w:w="2339"/>
+          </w:tcPr>
+          <w:p>
+            <w:r>
+              <w:rPr>
+                <w:sz w:val="18"/>
+              </w:rPr>
+              <w:t>С некоторыми затруднениями</w:t>
+            </w:r>
+          </w:p>
+        </w:tc>
+        <w:tc>
+          <w:tcPr>
+            <w:tcW w:type="dxa" w:w="2339"/>
+          </w:tcPr>
+          <w:p>
+            <w:r>
+              <w:rPr>
+                <w:sz w:val="18"/>
+              </w:rPr>
+              <w:t>Требуется контроль</w:t>
+            </w:r>
+          </w:p>
+        </w:tc>
+      </w:tr>
+    </w:tbl>
+    <w:p>
+      <w:pPr>
+        <w:jc w:val="center"/>
+      </w:pPr>
+      <w:r>
+        <w:rPr>
+          <w:b/>
+          <w:i w:val="0"/>
+          <w:sz w:val="20"/>
+        </w:rPr>
+        <w:t>Таблица 2. Критерии оценки знаний наладчика КИПиА</w:t>
+      </w:r>
+    </w:p>
+    <w:p/>
+    <w:tbl>
+      <w:tblPr>
+        <w:tblStyle w:val="TableGrid"/>
+        <w:tblW w:type="auto" w:w="0"/>
+        <w:jc w:val="center"/>
+        <w:tblLook w:firstColumn="1" w:firstRow="1" w:lastColumn="0" w:lastRow="0" w:noHBand="0" w:noVBand="1" w:val="04A0"/>
+      </w:tblPr>
+      <w:tblGrid>
+        <w:gridCol w:w="2339"/>
+        <w:gridCol w:w="2339"/>
+        <w:gridCol w:w="2339"/>
+        <w:gridCol w:w="2339"/>
+      </w:tblGrid>
+      <w:tr>
+        <w:tc>
+          <w:tcPr>
+            <w:tcW w:type="dxa" w:w="2339"/>
+          </w:tcPr>
+          <w:p>
+            <w:pPr>
+              <w:jc w:val="center"/>
+            </w:pPr>
+            <w:r>
+              <w:rPr>
+                <w:b/>
+                <w:sz w:val="18"/>
+              </w:rPr>
+              <w:t>Раздел аттестации</w:t>
+            </w:r>
+          </w:p>
+        </w:tc>
+        <w:tc>
+          <w:tcPr>
+            <w:tcW w:type="dxa" w:w="2339"/>
+          </w:tcPr>
+          <w:p>
+            <w:pPr>
+              <w:jc w:val="center"/>
+            </w:pPr>
+            <w:r>
+              <w:rPr>
+                <w:b/>
+                <w:sz w:val="18"/>
+              </w:rPr>
+              <w:t>Форма контроля</w:t>
+            </w:r>
+          </w:p>
+        </w:tc>
+        <w:tc>
+          <w:tcPr>
+            <w:tcW w:type="dxa" w:w="2339"/>
+          </w:tcPr>
+          <w:p>
+            <w:pPr>
+              <w:jc w:val="center"/>
+            </w:pPr>
+            <w:r>
+              <w:rPr>
+                <w:b/>
+                <w:sz w:val="18"/>
+              </w:rPr>
+              <w:t>Максимальный балл</w:t>
+            </w:r>
+          </w:p>
+        </w:tc>
+        <w:tc>
+          <w:tcPr>
+            <w:tcW w:type="dxa" w:w="2339"/>
+          </w:tcPr>
+          <w:p>
+            <w:pPr>
+              <w:jc w:val="center"/>
+            </w:pPr>
+            <w:r>
+              <w:rPr>
+                <w:b/>
+                <w:sz w:val="18"/>
+              </w:rPr>
+              <w:t>Вес в общей оценке</w:t>
+            </w:r>
+          </w:p>
+        </w:tc>
+      </w:tr>
+      <w:tr>
+        <w:tc>
+          <w:tcPr>
+            <w:tcW w:type="dxa" w:w="2339"/>
+          </w:tcPr>
+          <w:p>
+            <w:r>
+              <w:rPr>
+                <w:sz w:val="18"/>
+              </w:rPr>
+              <w:t>Организация наладочных работ</w:t>
+            </w:r>
+          </w:p>
+        </w:tc>
+        <w:tc>
+          <w:tcPr>
+            <w:tcW w:type="dxa" w:w="2339"/>
+          </w:tcPr>
+          <w:p>
+            <w:r>
+              <w:rPr>
+                <w:sz w:val="18"/>
+              </w:rPr>
+              <w:t>Устный опрос</w:t>
+            </w:r>
+          </w:p>
+        </w:tc>
+        <w:tc>
+          <w:tcPr>
+            <w:tcW w:type="dxa" w:w="2339"/>
+          </w:tcPr>
+          <w:p>
+            <w:r>
+              <w:rPr>
+                <w:sz w:val="18"/>
+              </w:rPr>
+              <w:t>20</w:t>
+            </w:r>
+          </w:p>
+        </w:tc>
+        <w:tc>
+          <w:tcPr>
+            <w:tcW w:type="dxa" w:w="2339"/>
+          </w:tcPr>
+          <w:p>
+            <w:r>
+              <w:rPr>
+                <w:sz w:val="18"/>
+              </w:rPr>
+              <w:t>15%</w:t>
+            </w:r>
+          </w:p>
+        </w:tc>
+      </w:tr>
+      <w:tr>
+        <w:tc>
+          <w:tcPr>
+            <w:tcW w:type="dxa" w:w="2339"/>
+          </w:tcPr>
+          <w:p>
+            <w:r>
+              <w:rPr>
+                <w:sz w:val="18"/>
+              </w:rPr>
+              <w:t>Наладка приборов и систем</w:t>
+            </w:r>
+          </w:p>
+        </w:tc>
+        <w:tc>
+          <w:tcPr>
+            <w:tcW w:type="dxa" w:w="2339"/>
+          </w:tcPr>
+          <w:p>
+            <w:r>
+              <w:rPr>
+                <w:sz w:val="18"/>
+              </w:rPr>
+              <w:t>Практическое задание</w:t>
+            </w:r>
+          </w:p>
+        </w:tc>
+        <w:tc>
+          <w:tcPr>
+            <w:tcW w:type="dxa" w:w="2339"/>
+          </w:tcPr>
+          <w:p>
+            <w:r>
+              <w:rPr>
+                <w:sz w:val="18"/>
+              </w:rPr>
+              <w:t>30</w:t>
+            </w:r>
+          </w:p>
+        </w:tc>
+        <w:tc>
+          <w:tcPr>
+            <w:tcW w:type="dxa" w:w="2339"/>
+          </w:tcPr>
+          <w:p>
+            <w:r>
+              <w:rPr>
+                <w:sz w:val="18"/>
+              </w:rPr>
+              <w:t>25%</w:t>
+            </w:r>
+          </w:p>
+        </w:tc>
+      </w:tr>
+      <w:tr>
+        <w:tc>
+          <w:tcPr>
+            <w:tcW w:type="dxa" w:w="2339"/>
+          </w:tcPr>
+          <w:p>
+            <w:r>
+              <w:rPr>
+                <w:sz w:val="18"/>
+              </w:rPr>
+              <w:t>Испытания систем КИПиА</w:t>
+            </w:r>
+          </w:p>
+        </w:tc>
+        <w:tc>
+          <w:tcPr>
+            <w:tcW w:type="dxa" w:w="2339"/>
+          </w:tcPr>
+          <w:p>
+            <w:r>
+              <w:rPr>
+                <w:sz w:val="18"/>
+              </w:rPr>
+              <w:t>Практическое задание</w:t>
+            </w:r>
+          </w:p>
+        </w:tc>
+        <w:tc>
+          <w:tcPr>
+            <w:tcW w:type="dxa" w:w="2339"/>
+          </w:tcPr>
+          <w:p>
+            <w:r>
+              <w:rPr>
+                <w:sz w:val="18"/>
+              </w:rPr>
+              <w:t>25</w:t>
+            </w:r>
+          </w:p>
+        </w:tc>
+        <w:tc>
+          <w:tcPr>
+            <w:tcW w:type="dxa" w:w="2339"/>
+          </w:tcPr>
+          <w:p>
+            <w:r>
+              <w:rPr>
+                <w:sz w:val="18"/>
+              </w:rPr>
+              <w:t>20%</w:t>
+            </w:r>
+          </w:p>
+        </w:tc>
+      </w:tr>
+      <w:tr>
+        <w:tc>
+          <w:tcPr>
+            <w:tcW w:type="dxa" w:w="2339"/>
+          </w:tcPr>
+          <w:p>
+            <w:r>
+              <w:rPr>
+                <w:sz w:val="18"/>
+              </w:rPr>
+              <w:t>Охрана труда и электробезопасность</w:t>
+            </w:r>
+          </w:p>
+        </w:tc>
+        <w:tc>
+          <w:tcPr>
+            <w:tcW w:type="dxa" w:w="2339"/>
+          </w:tcPr>
+          <w:p>
+            <w:r>
+              <w:rPr>
+                <w:sz w:val="18"/>
+              </w:rPr>
+              <w:t>Тестирование</w:t>
+            </w:r>
+          </w:p>
+        </w:tc>
+        <w:tc>
+          <w:tcPr>
+            <w:tcW w:type="dxa" w:w="2339"/>
+          </w:tcPr>
+          <w:p>
+            <w:r>
+              <w:rPr>
+                <w:sz w:val="18"/>
+              </w:rPr>
+              <w:t>20</w:t>
+            </w:r>
+          </w:p>
+        </w:tc>
+        <w:tc>
+          <w:tcPr>
+            <w:tcW w:type="dxa" w:w="2339"/>
+          </w:tcPr>
+          <w:p>
+            <w:r>
+              <w:rPr>
+                <w:sz w:val="18"/>
+              </w:rPr>
+              <w:t>15%</w:t>
+            </w:r>
+          </w:p>
+        </w:tc>
+      </w:tr>
+      <w:tr>
+        <w:tc>
+          <w:tcPr>
+            <w:tcW w:type="dxa" w:w="2339"/>
+          </w:tcPr>
+          <w:p>
+            <w:r>
+              <w:rPr>
+                <w:sz w:val="18"/>
+              </w:rPr>
+              <w:t>Документация и сдача в эксплуатацию</w:t>
+            </w:r>
+          </w:p>
+        </w:tc>
+        <w:tc>
+          <w:tcPr>
+            <w:tcW w:type="dxa" w:w="2339"/>
+          </w:tcPr>
+          <w:p>
+            <w:r>
+              <w:rPr>
+                <w:sz w:val="18"/>
+              </w:rPr>
+              <w:t>Устный опрос</w:t>
+            </w:r>
+          </w:p>
+        </w:tc>
+        <w:tc>
+          <w:tcPr>
+            <w:tcW w:type="dxa" w:w="2339"/>
+          </w:tcPr>
+          <w:p>
+            <w:r>
+              <w:rPr>
+                <w:sz w:val="18"/>
+              </w:rPr>
+              <w:t>15</w:t>
+            </w:r>
+          </w:p>
+        </w:tc>
+        <w:tc>
+          <w:tcPr>
+            <w:tcW w:type="dxa" w:w="2339"/>
+          </w:tcPr>
+          <w:p>
+            <w:r>
+              <w:rPr>
+                <w:sz w:val="18"/>
+              </w:rPr>
+              <w:t>10%</w:t>
+            </w:r>
+          </w:p>
+        </w:tc>
+      </w:tr>
+      <w:tr>
+        <w:tc>
+          <w:tcPr>
+            <w:tcW w:type="dxa" w:w="2339"/>
+          </w:tcPr>
+          <w:p>
+            <w:r>
+              <w:rPr>
+                <w:sz w:val="18"/>
+              </w:rPr>
+              <w:t>Практические навыки (общие)</w:t>
+            </w:r>
+          </w:p>
+        </w:tc>
+        <w:tc>
+          <w:tcPr>
+            <w:tcW w:type="dxa" w:w="2339"/>
+          </w:tcPr>
+          <w:p>
+            <w:r>
+              <w:rPr>
+                <w:sz w:val="18"/>
+              </w:rPr>
+              <w:t>Демонстрация навыков</w:t>
+            </w:r>
+          </w:p>
+        </w:tc>
+        <w:tc>
+          <w:tcPr>
+            <w:tcW w:type="dxa" w:w="2339"/>
+          </w:tcPr>
+          <w:p>
+            <w:r>
+              <w:rPr>
+                <w:sz w:val="18"/>
+              </w:rPr>
+              <w:t>20</w:t>
+            </w:r>
+          </w:p>
+        </w:tc>
+        <w:tc>
+          <w:tcPr>
+            <w:tcW w:type="dxa" w:w="2339"/>
+          </w:tcPr>
+          <w:p>
+            <w:r>
+              <w:rPr>
+                <w:sz w:val="18"/>
+              </w:rPr>
+              <w:t>15%</w:t>
+            </w:r>
+          </w:p>
+        </w:tc>
+      </w:tr>
+    </w:tbl>
+    <w:p>
+      <w:pPr>
+        <w:jc w:val="center"/>
+      </w:pPr>
+      <w:r>
+        <w:rPr>
+          <w:b/>
+          <w:i w:val="0"/>
+          <w:sz w:val="20"/>
+        </w:rPr>
+        <w:t>Таблица 1. Структура промежуточной аттестации наладчика КИПиА (6-7 разряд)</w:t>
+      </w:r>
+    </w:p>
+    <w:p/>
+    <w:p>
+      <w:pPr>
+        <w:jc w:val="center"/>
+      </w:pPr>
+      <w:r>
+        <w:drawing>
+          <wp:inline xmlns:a="http://schemas.openxmlformats.org/drawingml/2006/main" xmlns:pic="http://schemas.openxmlformats.org/drawingml/2006/picture">
+            <wp:extent cx="4572000" cy="2711159"/>
+            <wp:docPr id="1" name="Picture 1"/>
+            <wp:cNvGraphicFramePr>
+              <a:graphicFrameLocks noChangeAspect="1"/>
+            </wp:cNvGraphicFramePr>
+            <a:graphic>
+              <a:graphicData uri="http://schemas.openxmlformats.org/drawingml/2006/picture">
+                <pic:pic>
+                  <pic:nvPicPr>
+                    <pic:cNvPr id="0" name="kpk_mdk12.png"/>
+                    <pic:cNvPicPr/>
+                  </pic:nvPicPr>
+                  <pic:blipFill>
+                    <a:blip r:embed="rId9"/>
+                    <a:stretch>
+                      <a:fillRect/>
+                    </a:stretch>
+                  </pic:blipFill>
+                  <pic:spPr>
+                    <a:xfrm>
+                      <a:off x="0" y="0"/>
+                      <a:ext cx="4572000" cy="2711159"/>
+                    </a:xfrm>
+                    <a:prstGeom prst="rect"/>
+                  </pic:spPr>
+                </pic:pic>
+              </a:graphicData>
+            </a:graphic>
+          </wp:inline>
+        </w:drawing>
+      </w:r>
+    </w:p>
+    <w:p>
+      <w:pPr>
+        <w:jc w:val="center"/>
+      </w:pPr>
+      <w:r>
+        <w:rPr>
+          <w:b w:val="0"/>
+          <w:i/>
+          <w:sz w:val="20"/>
+        </w:rPr>
+        <w:t>Рисунок 1. Структура промежуточной аттестации наладчика КИПиА</w:t>
+      </w:r>
     </w:p>
     <w:p>
       <w:pPr>
